--- a/motion/GT-Motion-Codex-Handover-July-2026.docx
+++ b/motion/GT-Motion-Codex-Handover-July-2026.docx
@@ -56,11 +56,7 @@
       </w:tr>
     </w:tbl>
     <w:p>
-      <w:pPr>
-        <w:spacing w:after="0"/>
-      </w:pPr>
-    </w:p>
-    <w:p>
+      <w:pPr/>
       <w:r>
         <w:t>Accompanying documents:</w:t>
         <w:br/>
@@ -70,8 +66,119 @@
       </w:r>
     </w:p>
     <w:p>
+      <w:pPr>
+        <w:pStyle w:val="Heading1"/>
+      </w:pPr>
       <w:r>
-        <w:br w:type="page"/>
+        <w:t>Implementation Update — 16 July 2026</w:t>
+      </w:r>
+    </w:p>
+    <w:p>
+      <w:pPr/>
+      <w:r>
+        <w:t>This section is the current handover. It supersedes earlier prototype-status statements and any aspirational API claim that conflicts with the live Foundation source or its green executable examples.</w:t>
+      </w:r>
+    </w:p>
+    <w:p>
+      <w:pPr>
+        <w:pStyle w:val="Heading2"/>
+      </w:pPr>
+      <w:r>
+        <w:t>What is implemented now</w:t>
+      </w:r>
+    </w:p>
+    <w:p>
+      <w:pPr/>
+      <w:r>
+        <w:t>Motion now has one operational spine: CFMotionOperation, CFMotionCoordinator, typed tracks and properties, explicit lifecycle state, trace, ownership and cleanup. The Core package also contains geometry snapshots/tracks, layout transactions and next-layout readiness. Effects adds reusable appearance recipes and aptitudes; Examples is the executable specification suite.</w:t>
+      </w:r>
+    </w:p>
+    <w:p>
+      <w:pPr/>
+      <w:r>
+        <w:t>The Configuration Editor is the first real consumer. Preview opacity is Motion-owned; placement translation is a shared CFMotionOperation with CFMotionTranslationTrack instances. Its public inspection points are previewOpacityOperation and placementMotionOperation. Examples have been repeatedly run in GT and reported green through this integration work.</w:t>
+      </w:r>
+    </w:p>
+    <w:p>
+      <w:pPr>
+        <w:pStyle w:val="Heading2"/>
+      </w:pPr>
+      <w:r>
+        <w:t>Operational lessons that are now contract</w:t>
+      </w:r>
+    </w:p>
+    <w:p>
+      <w:pPr>
+        <w:pStyle w:val="ListBullet"/>
+      </w:pPr>
+      <w:r>
+        <w:t>A presented property has one Motion owner per subject/property/space. Replacement and retargeting begin from the current presentation, never the original source. Terminal paths release claims, observers, temporary transforms, constraints, overlays and callbacks.</w:t>
+      </w:r>
+    </w:p>
+    <w:p>
+      <w:pPr>
+        <w:pStyle w:val="ListBullet"/>
+      </w:pPr>
+      <w:r>
+        <w:t>Geometry snapshots are expressed in an explicit coordinate space; Bloc computes authoritative layout. A geometry track presents scale and translation. It is correct for geometric transform motion, but is not a generic substitute for content reveal.</w:t>
+      </w:r>
+    </w:p>
+    <w:p>
+      <w:pPr>
+        <w:pStyle w:val="ListBullet"/>
+      </w:pPr>
+      <w:r>
+        <w:t>To fade a preview, animate opacity on its compositing container. The preview root must be a single composition layer when its expanded children request their own layers. Do not fade every child: that hides a broken compositing boundary and multiplies alpha.</w:t>
+      </w:r>
+    </w:p>
+    <w:p>
+      <w:pPr>
+        <w:pStyle w:val="ListBullet"/>
+      </w:pPr>
+      <w:r>
+        <w:t>Equivalent interaction routes must converge on one idempotent terminal state. In the editor, off-canvas drag leave and repeated sidebar drag-over both cancel the same preview presentation once; repeated input must not restart the fade.</w:t>
+      </w:r>
+    </w:p>
+    <w:p>
+      <w:pPr>
+        <w:pStyle w:val="ListBullet"/>
+      </w:pPr>
+      <w:r>
+        <w:t>Adoption separates logical membership from visual presentation. The overlay owns the temporary visual while source/destination membership is committed; cleanup removes it deterministically.</w:t>
+      </w:r>
+    </w:p>
+    <w:p>
+      <w:pPr>
+        <w:pStyle w:val="Heading2"/>
+      </w:pPr>
+      <w:r>
+        <w:t>Known remaining work</w:t>
+      </w:r>
+    </w:p>
+    <w:p>
+      <w:pPr/>
+      <w:r>
+        <w:t>The editor is not Motion-exclusive yet. Hover expansion/collapse still uses the earlier CFAnimationCoordinator and BlNumberTransition path because it reveals native-size form content by animating a height constraint with clipping. Replacing it with the existing geometry track would vertically scale text, controls and borders while opening, which is a visual regression.</w:t>
+      </w:r>
+    </w:p>
+    <w:p>
+      <w:pPr/>
+      <w:r>
+        <w:t>The next coherent feature is a Motion-owned vertical-extent/reveal track (for example CFMotionVerticalExtentTrack or a focused layout-reveal operation). It should sample/retain the collapsed extent, drive vExact: during the operation, clip children, await authoritative natural layout through CFMotionNextLayoutReadiness, finish at vFitContent, and compose with opacity under one CFMotionOperation. Once its editor examples are green, delete the matching legacy coordinator path and the unused pointAnimationFrom:to:onStep: helper.</w:t>
+      </w:r>
+    </w:p>
+    <w:p>
+      <w:pPr>
+        <w:pStyle w:val="Heading2"/>
+      </w:pPr>
+      <w:r>
+        <w:t>Working order for the next session</w:t>
+      </w:r>
+    </w:p>
+    <w:p>
+      <w:pPr/>
+      <w:r>
+        <w:t>1. Add the focused vertical-extent track and executable examples for expand, collapse, retarget and cancellation.  2. Migrate Configuration Editor hover expansion/collapse to that track without changing native-size content rendering.  3. Remove the equivalent legacy editor animation machinery only after the examples and the live Config Editor are green.  4. Keep using the GT inspector/MCP surfaces to inspect operations, tracks, snapshots and ownership while validating the live interaction.</w:t>
       </w:r>
     </w:p>
     <w:p>
@@ -83,16 +190,19 @@
       </w:r>
     </w:p>
     <w:p>
+      <w:pPr/>
       <w:r>
         <w:t>Build a dedicated GT / Bloc / Brick motion framework in BVC Foundation. It must make ordinary animation extremely easy while supporting coordinated layout change, geometry and shape motion, interruption, retargeting, readiness, effects, behaviours, collections, temporal values and deep GT inspection.</w:t>
       </w:r>
     </w:p>
     <w:p>
+      <w:pPr/>
       <w:r>
         <w:t>The framework is built from the ground up for GT and is therefore moldable by design. Runtime objects should naturally expose the context needed to understand and adapt behaviour, but the framework should not bury its core purpose under tooling terminology.</w:t>
       </w:r>
     </w:p>
     <w:p>
+      <w:pPr/>
       <w:r>
         <w:t>Do not transplant a web, mobile or game animation architecture. External frameworks are references for useful patterns only. The target substrate is BlElement, BlSpace, Bloc pulse/layout/transforms/geometry/rendering, Brick states/wishes/aptitudes, and GT examples/inspectors.</w:t>
       </w:r>
@@ -506,6 +616,7 @@
       </w:r>
     </w:p>
     <w:p>
+      <w:pPr/>
       <w:r>
         <w:t>Naming must cleanly state intent, remain at the correct abstraction level and avoid repeating the framework context.</w:t>
       </w:r>
@@ -791,6 +902,7 @@
       </w:r>
     </w:p>
     <w:p>
+      <w:pPr/>
       <w:r>
         <w:t>Primitive effects are focused composition units:</w:t>
       </w:r>
@@ -812,6 +924,7 @@
       </w:r>
     </w:p>
     <w:p>
+      <w:pPr/>
       <w:r>
         <w:t>Composed library effects are complete, named recipes:</w:t>
       </w:r>
@@ -835,6 +948,7 @@
       </w:r>
     </w:p>
     <w:p>
+      <w:pPr/>
       <w:r>
         <w:t>The semantic operation owns appearance/disappearance, visibility, insertion/removal and completion. The effect defines the presentation recipe.</w:t>
       </w:r>
@@ -848,6 +962,7 @@
       </w:r>
     </w:p>
     <w:p>
+      <w:pPr/>
       <w:r>
         <w:t>Geometry motion must be a first-class concept. Height and width are not unrelated special animations; they are constrained views of layout geometry.</w:t>
       </w:r>
@@ -861,6 +976,7 @@
       </w:r>
     </w:p>
     <w:p>
+      <w:pPr/>
       <w:r>
         <w:t>Layout geometry includes position and extent in one declared coordinate space. Bloc remains authoritative. Motion captures pre-mutation geometry and Bloc-computed post-layout geometry, then presents the transition.</w:t>
       </w:r>
@@ -887,6 +1003,7 @@
       </w:r>
     </w:p>
     <w:p>
+      <w:pPr/>
       <w:r>
         <w:t>Focused projections may include:</w:t>
       </w:r>
@@ -906,6 +1023,7 @@
       </w:r>
     </w:p>
     <w:p>
+      <w:pPr/>
       <w:r>
         <w:t>These should all use the same geometry machinery and merely select components. Motion never invents or hard-codes destination dimensions.</w:t>
       </w:r>
@@ -919,6 +1037,7 @@
       </w:r>
     </w:p>
     <w:p>
+      <w:pPr/>
       <w:r>
         <w:t>Rendered shape is related but distinct from layout bounds. Motion must support interpolation of compatible Bloc geometry or shape types without creating a competing geometry model.</w:t>
       </w:r>
@@ -932,6 +1051,7 @@
       </w:r>
     </w:p>
     <w:p>
+      <w:pPr/>
       <w:r>
         <w:t>Rectangle-to-rounded-rectangle, compatible path morphing and other shape transitions require typed adapters/interpolators. Unsupported pairs should fail clearly rather than performing magical conversion.</w:t>
       </w:r>
@@ -945,6 +1065,7 @@
       </w:r>
     </w:p>
     <w:p>
+      <w:pPr/>
       <w:r>
         <w:t>An initial Phase 1 prototype was created in the three Motion packages. The examples are currently green after two fixes.</w:t>
       </w:r>
@@ -1318,6 +1439,7 @@
       </w:r>
     </w:p>
     <w:p>
+      <w:pPr/>
       <w:r>
         <w:t>The naming in the prototype predates the current API direction. For example opacityTo: should be revisited rather than preserved for compatibility.</w:t>
       </w:r>
@@ -1371,6 +1493,7 @@
       </w:pPr>
     </w:p>
     <w:p>
+      <w:pPr/>
       <w:r>
         <w:t>The likely smallest coherent shared model is:</w:t>
       </w:r>
@@ -1400,6 +1523,7 @@
       </w:r>
     </w:p>
     <w:p>
+      <w:pPr/>
       <w:r>
         <w:t>CFMotionPropertyOperation should become a thin specialization or disappear into a configured CFMotionOperation. Layout operations should consume the same spine rather than implementing their own generations, cancellation and callbacks.</w:t>
       </w:r>
@@ -1413,6 +1537,7 @@
       </w:r>
     </w:p>
     <w:p>
+      <w:pPr/>
       <w:r>
         <w:t>Refactor the green opacity prototype into the shared inspectable operation/track lifecycle before implementing geometry or replacing editor machinery.</w:t>
       </w:r>
@@ -1516,6 +1641,7 @@
       </w:r>
     </w:p>
     <w:p>
+      <w:pPr/>
       <w:r>
         <w:t>Only after these are green should layout geometry be rebuilt on the shared spine.</w:t>
       </w:r>
@@ -1529,6 +1655,7 @@
       </w:r>
     </w:p>
     <w:p>
+      <w:pPr/>
       <w:r>
         <w:t>The next phase should introduce a layout/geometry operation using explicit participants, one coordinate space and typed readiness.</w:t>
       </w:r>
@@ -1614,6 +1741,7 @@
       </w:r>
     </w:p>
     <w:p>
+      <w:pPr/>
       <w:r>
         <w:t>Motion is GT-focused and should be quietly moldable by design. Important runtime objects should be inspectable and navigable without creating a giant tooling layer up front.</w:t>
       </w:r>
@@ -1683,6 +1811,7 @@
       </w:r>
     </w:p>
     <w:p>
+      <w:pPr/>
       <w:r>
         <w:t>The Configuration Editor is the first complex proving ground after isolated examples.</w:t>
       </w:r>
@@ -2032,6 +2161,7 @@
       </w:r>
     </w:p>
     <w:p>
+      <w:pPr/>
       <w:r>
         <w:t>Use the latest available versions of:</w:t>
       </w:r>
@@ -2085,6 +2215,7 @@
       </w:r>
     </w:p>
     <w:p>
+      <w:pPr/>
       <w:r>
         <w:t>Runtime is intentionally absent at this stage. It becomes a Motion consumer later.</w:t>
       </w:r>

--- a/motion/GT-Motion-Codex-Handover-July-2026.docx
+++ b/motion/GT-Motion-Codex-Handover-July-2026.docx
@@ -76,6 +76,12 @@
     <w:p>
       <w:pPr/>
       <w:r>
+        <w:t>Naming checkpoint — 16 July 2026: CFMotion is the live running Motion; CFMotionState is its lifecycle state. The existing CFMotionEffectRecipe, CFMotionEffects and CFMotionAptitude vocabulary remains provisional and must not be extended or treated as the final public model until its role and name are agreed.</w:t>
+      </w:r>
+    </w:p>
+    <w:p>
+      <w:pPr/>
+      <w:r>
         <w:t>This section is the current handover. It supersedes earlier prototype-status statements and any aspirational API claim that conflicts with the live Foundation source or its green executable examples.</w:t>
       </w:r>
     </w:p>
@@ -90,13 +96,13 @@
     <w:p>
       <w:pPr/>
       <w:r>
-        <w:t>Motion now has one operational spine: CFMotionOperation, CFMotionCoordinator, typed tracks and properties, explicit lifecycle state, trace, ownership and cleanup. The Core package also contains geometry snapshots/tracks, layout transactions and next-layout readiness. Effects adds reusable appearance recipes and aptitudes; Examples is the executable specification suite.</w:t>
+        <w:t>Motion now has one operational spine: CFMotion, CFMotionCoordinator, typed tracks and properties, explicit lifecycle state, trace, ownership and cleanup. The Core package also contains geometry snapshots/tracks, layout transactions and next-layout readiness. Effects adds reusable appearance recipes and aptitudes; Examples is the executable specification suite.</w:t>
       </w:r>
     </w:p>
     <w:p>
       <w:pPr/>
       <w:r>
-        <w:t>The Configuration Editor is the first real consumer. Preview opacity is Motion-owned; placement translation is a shared CFMotionOperation with CFMotionTranslationTrack instances. Its public inspection points are previewOpacityOperation and placementMotionOperation. Examples have been repeatedly run in GT and reported green through this integration work.</w:t>
+        <w:t>The Configuration Editor is the first real consumer. Preview opacity is Motion-owned; placement translation is a shared CFMotion with CFMotionTranslationTrack instances. Its public inspection points are previewOpacityOperation and placementMotionOperation. Examples have been repeatedly run in GT and reported green through this integration work.</w:t>
       </w:r>
     </w:p>
     <w:p>
@@ -164,7 +170,7 @@
     <w:p>
       <w:pPr/>
       <w:r>
-        <w:t>The next coherent feature is a Motion-owned vertical-extent/reveal track (for example CFMotionVerticalExtentTrack or a focused layout-reveal operation). It should sample/retain the collapsed extent, drive vExact: during the operation, clip children, await authoritative natural layout through CFMotionNextLayoutReadiness, finish at vFitContent, and compose with opacity under one CFMotionOperation. Once its editor examples are green, delete the matching legacy coordinator path and the unused pointAnimationFrom:to:onStep: helper.</w:t>
+        <w:t>The next coherent feature is a Motion-owned vertical-extent/reveal track (for example CFMotionVerticalExtentTrack or a focused layout-reveal operation). It should sample/retain the collapsed extent, drive vExact: during the operation, clip children, await authoritative natural layout through CFMotionNextLayoutReadiness, finish at vFitContent, and compose with opacity under one CFMotion. Once its editor examples are green, delete the matching legacy coordinator path and the unused pointAnimationFrom:to:onStep: helper.</w:t>
       </w:r>
     </w:p>
     <w:p>
@@ -1225,7 +1231,7 @@
                 <w:b/>
                 <w:sz w:val="18"/>
               </w:rPr>
-              <w:t>CFMotionPropertyOperation</w:t>
+              <w:t>legacy property-motion prototype</w:t>
             </w:r>
           </w:p>
         </w:tc>
@@ -1503,9 +1509,9 @@
         <w:pStyle w:val="CodeBlock"/>
       </w:pPr>
       <w:r>
-        <w:t>CFMotionOperation</w:t>
+        <w:t>CFMotion</w:t>
         <w:br/>
-        <w:t>CFMotionOperationState</w:t>
+        <w:t>CFMotionState</w:t>
         <w:br/>
         <w:t>CFMotionCoordinator</w:t>
         <w:br/>
@@ -1525,7 +1531,7 @@
     <w:p>
       <w:pPr/>
       <w:r>
-        <w:t>CFMotionPropertyOperation should become a thin specialization or disappear into a configured CFMotionOperation. Layout operations should consume the same spine rather than implementing their own generations, cancellation and callbacks.</w:t>
+        <w:t>legacy property-motion prototype should become a thin specialization or disappear into a configured CFMotion. Layout operations should consume the same spine rather than implementing their own generations, cancellation and callbacks.</w:t>
       </w:r>
     </w:p>
     <w:p>
@@ -1555,7 +1561,7 @@
         <w:pStyle w:val="ListBullet"/>
       </w:pPr>
       <w:r>
-        <w:t>One CFMotionOperation lifecycle shared by all future motion.</w:t>
+        <w:t>One CFMotion lifecycle shared by all future motion.</w:t>
       </w:r>
     </w:p>
     <w:p>

--- a/motion/GT-Motion-Codex-Handover-July-2026.docx
+++ b/motion/GT-Motion-Codex-Handover-July-2026.docx
@@ -18,6 +18,92 @@
       </w:pPr>
       <w:r>
         <w:t>Context, decisions, implementation status and working guidance for continuing the framework</w:t>
+      </w:r>
+    </w:p>
+    <w:p>
+      <w:pPr>
+        <w:pStyle w:val="Heading1"/>
+      </w:pPr>
+      <w:r>
+        <w:t>Current handover — 17 July 2026</w:t>
+      </w:r>
+    </w:p>
+    <w:p>
+      <w:pPr/>
+      <w:r>
+        <w:t>This section is the authoritative handover point for the next chat. It supersedes the 16 July implementation update and the older roadmap below wherever they differ. Source and executable examples remain the truth for implemented behaviour.</w:t>
+      </w:r>
+    </w:p>
+    <w:p>
+      <w:pPr>
+        <w:pStyle w:val="Heading2"/>
+      </w:pPr>
+      <w:r>
+        <w:t>Confirmed public model</w:t>
+      </w:r>
+    </w:p>
+    <w:p>
+      <w:pPr/>
+      <w:r>
+        <w:t>CFMotion is the one live running Motion. CFMotionBuilder is the common configuration and construction surface: it holds the element, duration, easing and other settings shared by every Motion, then builds a CFMotion.</w:t>
+      </w:r>
+    </w:p>
+    <w:p>
+      <w:pPr/>
+      <w:r>
+        <w:t>A simple named request builds and starts synchronously: element motion fadeOut. A customised named request uses an ordinary Smalltalk block as an explicit configuration boundary: element motion fadeIn: [ :builder | builder duration: 500 milliSeconds ]. Motion builds and starts immediately when that block returns. The block is not a framework object or an event handler.</w:t>
+      </w:r>
+    </w:p>
+    <w:p>
+      <w:pPr/>
+      <w:r>
+        <w:t>Named motions that have extra vocabulary use the appropriate configuration builder. Common settings such as duration: and easing: are shared; behaviour-specific settings such as distance:, bounciness: and colourShift: belong only to the builder for the named motion that understands them. Do not put every possible option on the generic builder.</w:t>
+      </w:r>
+    </w:p>
+    <w:p>
+      <w:pPr/>
+      <w:r>
+        <w:t>A complex custom Motion remains explicit and synchronous: configure an element-bound builder, send build to receive a CFMotion, then send start. Do not use a next-frame or end-of-cascade auto-start mechanism; Smalltalk has no reliable end-of-cascade boundary.</w:t>
+      </w:r>
+    </w:p>
+    <w:p>
+      <w:pPr>
+        <w:pStyle w:val="Heading2"/>
+      </w:pPr>
+      <w:r>
+        <w:t>Current implementation status</w:t>
+      </w:r>
+    </w:p>
+    <w:p>
+      <w:pPr/>
+      <w:r>
+        <w:t>This API direction is agreed design, not yet implemented source. The current source still exposes CFMotionBuilder from element motion and requires explicit construction/start for ordinary custom Motion. Do not claim the no-argument or block-form named API is loaded until focused executable examples prove it.</w:t>
+      </w:r>
+    </w:p>
+    <w:p>
+      <w:pPr/>
+      <w:r>
+        <w:t>The existing live gallery is intentionally not the model to preserve. It uses gallery-owned click handlers and current-Motion state to replay demonstrations. Rebuild it only after the public API exists: each Lepiter snippet must obtain its visual fixture from CFMotionGalleryExamples, issue one public Motion request, and return the visual. Users must never write handlers or retain current Motion state merely to use Motion.</w:t>
+      </w:r>
+    </w:p>
+    <w:p>
+      <w:pPr>
+        <w:pStyle w:val="Heading2"/>
+      </w:pPr>
+      <w:r>
+        <w:t>Naming and next-session discipline</w:t>
+      </w:r>
+    </w:p>
+    <w:p>
+      <w:pPr/>
+      <w:r>
+        <w:t>Do not invent names. Before adding a specialised configuration builder or any new public selector, state its role and proposed name and obtain approval. Avoid the words recipe and catalogue. Do not extend CFMotionEffectRecipe or treat effects as the public abstraction.</w:t>
+      </w:r>
+    </w:p>
+    <w:p>
+      <w:pPr/>
+      <w:r>
+        <w:t>Next session: first agree the concrete builder names needed for the approved model; then implement focused examples for direct named motion, block configuration, complex explicit build/start, attachment and cancellation; run the full Foundation example suite in GT; commit Foundation first, then the workspace submodule pointer. Only then rebuild the Lepiter gallery and refresh its snippets.</w:t>
       </w:r>
     </w:p>
     <w:tbl>
@@ -70,7 +156,7 @@
         <w:pStyle w:val="Heading1"/>
       </w:pPr>
       <w:r>
-        <w:t>Implementation Update — 16 July 2026</w:t>
+        <w:t>Historical implementation update — 16 July 2026</w:t>
       </w:r>
     </w:p>
     <w:p>

--- a/motion/GT-Motion-Codex-Handover-July-2026.docx
+++ b/motion/GT-Motion-Codex-Handover-July-2026.docx
@@ -77,13 +77,13 @@
     <w:p>
       <w:pPr/>
       <w:r>
-        <w:t>This API direction is agreed design, not yet implemented source. The current source still exposes CFMotionBuilder from element motion and requires explicit construction/start for ordinary custom Motion. Do not claim the no-argument or block-form named API is loaded until focused executable examples prove it.</w:t>
+        <w:t>The direct named API is now loaded and proved by focused executable examples. element motion continues to expose CFMotionBuilder; fadeIn, fadeIn: and fadeOut build and start synchronously. fadeIn: applies its ordinary configuration block before building and starting. Complex custom Motion remains the explicit builder, build, then start flow. No specialised configuration builder was added for these fades.</w:t>
       </w:r>
     </w:p>
     <w:p>
       <w:pPr/>
       <w:r>
-        <w:t>The existing live gallery is intentionally not the model to preserve. It uses gallery-owned click handlers and current-Motion state to replay demonstrations. Rebuild it only after the public API exists: each Lepiter snippet must obtain its visual fixture from CFMotionGalleryExamples, issue one public Motion request, and return the visual. Users must never write handlers or retain current Motion state merely to use Motion.</w:t>
+        <w:t>The existing live gallery is intentionally not the model to preserve. It still uses gallery-owned click handlers and current-Motion state to replay demonstrations. The public API now exists, so rebuild it next: each Lepiter snippet must obtain its visual fixture from CFMotionGalleryExamples, issue one public Motion request, and return the visual. Users must never write handlers or retain current Motion state merely to use Motion.</w:t>
       </w:r>
     </w:p>
     <w:p>
@@ -103,7 +103,7 @@
     <w:p>
       <w:pPr/>
       <w:r>
-        <w:t>Next session: first agree the concrete builder names needed for the approved model; then implement focused examples for direct named motion, block configuration, complex explicit build/start, attachment and cancellation; run the full Foundation example suite in GT; commit Foundation first, then the workspace submodule pointer. Only then rebuild the Lepiter gallery and refresh its snippets.</w:t>
+        <w:t>Current next session: rebuild the Lepiter gallery around CFMotionGalleryExamples and add only the metadata needed to discover its public examples. Keep each snippet to one public Motion request and a returned visual. The direct API and its focused examples are complete; 89 selected Motion and Configuration Editor examples are green in GT. Before committing, run the intended Foundation suite, commit Foundation first, then update the workspace submodule pointer.</w:t>
       </w:r>
     </w:p>
     <w:tbl>
@@ -244,19 +244,19 @@
         <w:pStyle w:val="Heading2"/>
       </w:pPr>
       <w:r>
-        <w:t>Known remaining work</w:t>
+        <w:t>Recently completed implementation work</w:t>
       </w:r>
     </w:p>
     <w:p>
       <w:pPr/>
       <w:r>
-        <w:t>The editor is not Motion-exclusive yet. Hover expansion/collapse still uses the earlier CFAnimationCoordinator and BlNumberTransition path because it reveals native-size form content by animating a height constraint with clipping. Replacing it with the existing geometry track would vertically scale text, controls and borders while opening, which is a visual regression.</w:t>
+        <w:t>The editor is now Motion-exclusive for hover expansion and collapse. CFMotionExtentTrack owns the temporary exact extent with clipping while the operation is active, then releases the node to fit-content at its destination. This preserves native-size text, controls and borders rather than applying a geometry-scale presentation.</w:t>
       </w:r>
     </w:p>
     <w:p>
       <w:pPr/>
       <w:r>
-        <w:t>The next coherent feature is a Motion-owned vertical-extent/reveal track (for example CFMotionVerticalExtentTrack or a focused layout-reveal operation). It should sample/retain the collapsed extent, drive vExact: during the operation, clip children, await authoritative natural layout through CFMotionNextLayoutReadiness, finish at vFitContent, and compose with opacity under one CFMotion. Once its editor examples are green, delete the matching legacy coordinator path and the unused pointAnimationFrom:to:onStep: helper.</w:t>
+        <w:t>The focused vertical-extent work is complete. Executable examples cover completion, retargeting, cancellation, exact-constraint release and coordinated preview opacity; the Configuration Editor examples are green against the migrated hover path. The previous CFAnimationCoordinator/BlNumberTransition hover route is no longer the active path.</w:t>
       </w:r>
     </w:p>
     <w:p>
@@ -270,7 +270,7 @@
     <w:p>
       <w:pPr/>
       <w:r>
-        <w:t>1. Add the focused vertical-extent track and executable examples for expand, collapse, retarget and cancellation.  2. Migrate Configuration Editor hover expansion/collapse to that track without changing native-size content rendering.  3. Remove the equivalent legacy editor animation machinery only after the examples and the live Config Editor are green.  4. Keep using the GT inspector/MCP surfaces to inspect operations, tracks, snapshots and ownership while validating the live interaction.</w:t>
+        <w:t>1. Rebuild the Lepiter gallery so each snippet uses a CFMotionGalleryExamples fixture and one public Motion request.  2. Add narrowly scoped gallery metadata only where it improves discovery.  3. Keep gallery interaction free of gallery-owned handlers and current-Motion state.  4. Run the intended Foundation suite in GT, then commit Foundation before updating the workspace submodule pointer.</w:t>
       </w:r>
     </w:p>
     <w:p>
